--- a/teacher-tools/activity-guides/5-3-activity-teacher.docx
+++ b/teacher-tools/activity-guides/5-3-activity-teacher.docx
@@ -46,7 +46,7 @@
           <w:sz w:val="20"/>
           <w:szCs w:val="20"/>
         </w:rPr>
-        <w:t xml:space="preserve">Lesson 5-3 — Area of Triangles  ·  6.G.1</w:t>
+        <w:t xml:space="preserve">Lesson 5-3 — Area of Triangles  ·  6.GR.1</w:t>
       </w:r>
     </w:p>
     <w:p>
